--- a/Document/2. Requirement Analysis/Data Flow Diagrams and User Stories.docx
+++ b/Document/2. Requirement Analysis/Data Flow Diagrams and User Stories.docx
@@ -151,7 +151,13 @@
               <w:rPr>
                 <w:rFonts w:ascii="Arial" w:eastAsia="Arial" w:hAnsi="Arial" w:cs="Arial"/>
               </w:rPr>
-              <w:t>LTVIP2026TMIDS60249</w:t>
+              <w:t>LTVIP2026TMIDS</w:t>
+            </w:r>
+            <w:r>
+              <w:rPr>
+                <w:rFonts w:ascii="Arial" w:eastAsia="Arial" w:hAnsi="Arial" w:cs="Arial"/>
+              </w:rPr>
+              <w:t>83753</w:t>
             </w:r>
           </w:p>
         </w:tc>
@@ -332,7 +338,7 @@
               </wp:anchor>
             </w:drawing>
           </mc:Choice>
-          <mc:Fallback xmlns:sl="http://schemas.openxmlformats.org/schemaLibrary/2006/main" xmlns:a="http://schemas.openxmlformats.org/drawingml/2006/main" xmlns:pic="http://schemas.openxmlformats.org/drawingml/2006/picture" xmlns:c="http://schemas.openxmlformats.org/drawingml/2006/chart" xmlns:lc="http://schemas.openxmlformats.org/drawingml/2006/lockedCanvas" xmlns:dgm="http://schemas.openxmlformats.org/drawingml/2006/diagram" xmlns="http://schemas.microsoft.com/office/tasks/2019/documenttasks" xmlns:cr="http://schemas.microsoft.com/office/comments/2020/reactions">
+          <mc:Fallback xmlns:cr="http://schemas.microsoft.com/office/comments/2020/reactions" xmlns="http://schemas.microsoft.com/office/tasks/2019/documenttasks" xmlns:dgm="http://schemas.openxmlformats.org/drawingml/2006/diagram" xmlns:lc="http://schemas.openxmlformats.org/drawingml/2006/lockedCanvas" xmlns:c="http://schemas.openxmlformats.org/drawingml/2006/chart" xmlns:pic="http://schemas.openxmlformats.org/drawingml/2006/picture" xmlns:a="http://schemas.openxmlformats.org/drawingml/2006/main" xmlns:sl="http://schemas.openxmlformats.org/schemaLibrary/2006/main">
             <w:drawing>
               <wp:anchor allowOverlap="1" behindDoc="0" distB="0" distT="0" distL="114300" distR="114300" hidden="0" layoutInCell="1" locked="0" relativeHeight="0" simplePos="0">
                 <wp:simplePos x="0" y="0"/>
@@ -440,7 +446,7 @@
               </wp:anchor>
             </w:drawing>
           </mc:Choice>
-          <mc:Fallback xmlns:sl="http://schemas.openxmlformats.org/schemaLibrary/2006/main" xmlns:a="http://schemas.openxmlformats.org/drawingml/2006/main" xmlns:pic="http://schemas.openxmlformats.org/drawingml/2006/picture" xmlns:c="http://schemas.openxmlformats.org/drawingml/2006/chart" xmlns:lc="http://schemas.openxmlformats.org/drawingml/2006/lockedCanvas" xmlns:dgm="http://schemas.openxmlformats.org/drawingml/2006/diagram" xmlns="http://schemas.microsoft.com/office/tasks/2019/documenttasks" xmlns:cr="http://schemas.microsoft.com/office/comments/2020/reactions">
+          <mc:Fallback xmlns:cr="http://schemas.microsoft.com/office/comments/2020/reactions" xmlns="http://schemas.microsoft.com/office/tasks/2019/documenttasks" xmlns:dgm="http://schemas.openxmlformats.org/drawingml/2006/diagram" xmlns:lc="http://schemas.openxmlformats.org/drawingml/2006/lockedCanvas" xmlns:c="http://schemas.openxmlformats.org/drawingml/2006/chart" xmlns:pic="http://schemas.openxmlformats.org/drawingml/2006/picture" xmlns:a="http://schemas.openxmlformats.org/drawingml/2006/main" xmlns:sl="http://schemas.openxmlformats.org/schemaLibrary/2006/main">
             <w:drawing>
               <wp:anchor allowOverlap="1" behindDoc="0" distB="0" distT="0" distL="114300" distR="114300" hidden="0" layoutInCell="1" locked="0" relativeHeight="0" simplePos="0">
                 <wp:simplePos x="0" y="0"/>
@@ -568,7 +574,7 @@
               </wp:anchor>
             </w:drawing>
           </mc:Choice>
-          <mc:Fallback xmlns:sl="http://schemas.openxmlformats.org/schemaLibrary/2006/main" xmlns:a="http://schemas.openxmlformats.org/drawingml/2006/main" xmlns:pic="http://schemas.openxmlformats.org/drawingml/2006/picture" xmlns:c="http://schemas.openxmlformats.org/drawingml/2006/chart" xmlns:lc="http://schemas.openxmlformats.org/drawingml/2006/lockedCanvas" xmlns:dgm="http://schemas.openxmlformats.org/drawingml/2006/diagram" xmlns="http://schemas.microsoft.com/office/tasks/2019/documenttasks" xmlns:cr="http://schemas.microsoft.com/office/comments/2020/reactions">
+          <mc:Fallback xmlns:cr="http://schemas.microsoft.com/office/comments/2020/reactions" xmlns="http://schemas.microsoft.com/office/tasks/2019/documenttasks" xmlns:dgm="http://schemas.openxmlformats.org/drawingml/2006/diagram" xmlns:lc="http://schemas.openxmlformats.org/drawingml/2006/lockedCanvas" xmlns:c="http://schemas.openxmlformats.org/drawingml/2006/chart" xmlns:pic="http://schemas.openxmlformats.org/drawingml/2006/picture" xmlns:a="http://schemas.openxmlformats.org/drawingml/2006/main" xmlns:sl="http://schemas.openxmlformats.org/schemaLibrary/2006/main">
             <w:drawing>
               <wp:anchor allowOverlap="1" behindDoc="0" distB="0" distT="0" distL="114300" distR="114300" hidden="0" layoutInCell="1" locked="0" relativeHeight="0" simplePos="0">
                 <wp:simplePos x="0" y="0"/>
@@ -2910,6 +2916,7 @@
   <w:style w:type="character" w:default="1" w:styleId="DefaultParagraphFont">
     <w:name w:val="Default Paragraph Font"/>
     <w:uiPriority w:val="1"/>
+    <w:semiHidden/>
     <w:unhideWhenUsed/>
   </w:style>
   <w:style w:type="table" w:default="1" w:styleId="TableNormal">
